--- a/CMA_Summaries_B3_Ch10.docx
+++ b/CMA_Summaries_B3_Ch10.docx
@@ -607,6 +607,154 @@
       </w:tr>
     </w:tbl>
     <w:p/>
+    <w:p>
+      <w:pPr>
+        <w:pageBreakBefore w:val="true"/>
+        <w:spacing w:after="0"/>
+      </w:pPr>
+      <w:r>
+        <w:rPr>
+          <w:sz w:val="2"/>
+        </w:rPr>
+        <w:t xml:space="preserve"> </w:t>
+      </w:r>
+    </w:p>
+    <w:p>
+      <w:pPr>
+        <w:spacing w:before="44" w:after="10"/>
+      </w:pPr>
+      <w:r>
+        <w:rPr>
+          <w:b/>
+          <w:bCs/>
+          <w:color w:val="353A7C"/>
+          <w:sz w:val="18"/>
+          <w:szCs w:val="18"/>
+        </w:rPr>
+        <w:t xml:space="preserve">The English this section uses, and its Arabic</w:t>
+      </w:r>
+    </w:p>
+    <w:p>
+      <w:pPr>
+        <w:spacing w:before="0" w:after="12"/>
+      </w:pPr>
+      <w:r>
+        <w:rPr>
+          <w:color w:val="6B7280"/>
+          <w:sz w:val="15"/>
+          <w:szCs w:val="15"/>
+        </w:rPr>
+        <w:t xml:space="preserve">Each term sits against what it means.</w:t>
+      </w:r>
+    </w:p>
+    <w:p>
+      <w:pPr>
+        <w:spacing w:after="40" w:before="90"/>
+        <w:jc w:val="center"/>
+      </w:pPr>
+      <w:r>
+        <w:drawing>
+          <wp:inline distT="0" distB="0" distL="0" distR="0">
+            <wp:extent cx="5734050" cy="2361525"/>
+            <wp:effectExtent t="0" r="0" b="0" l="0"/>
+            <wp:docPr id="1" name="" descr="" title=""/>
+            <wp:cNvGraphicFramePr>
+              <a:graphicFrameLocks xmlns:a="http://schemas.openxmlformats.org/drawingml/2006/main" noChangeAspect="1"/>
+            </wp:cNvGraphicFramePr>
+            <a:graphic xmlns:a="http://schemas.openxmlformats.org/drawingml/2006/main">
+              <a:graphicData uri="http://schemas.openxmlformats.org/drawingml/2006/picture">
+                <pic:pic xmlns:pic="http://schemas.openxmlformats.org/drawingml/2006/picture">
+                  <pic:nvPicPr>
+                    <pic:cNvPr id="0" name="" descr=""/>
+                    <pic:cNvPicPr>
+                      <a:picLocks noChangeAspect="1" noChangeArrowheads="1"/>
+                    </pic:cNvPicPr>
+                  </pic:nvPicPr>
+                  <pic:blipFill>
+                    <a:blip r:embed="rId102" cstate="none"/>
+                    <a:srcRect/>
+                    <a:stretch>
+                      <a:fillRect/>
+                    </a:stretch>
+                  </pic:blipFill>
+                  <pic:spPr bwMode="auto">
+                    <a:xfrm>
+                      <a:off x="0" y="0"/>
+                      <a:ext cx="5734050" cy="2361525"/>
+                    </a:xfrm>
+                    <a:prstGeom prst="rect">
+                      <a:avLst/>
+                    </a:prstGeom>
+                  </pic:spPr>
+                </pic:pic>
+              </a:graphicData>
+            </a:graphic>
+          </wp:inline>
+        </w:drawing>
+      </w:r>
+    </w:p>
+    <w:tbl>
+      <w:tblPr>
+        <w:tblW w:type="pct" w:w="100%"/>
+        <w:tblLayout w:type="fixed"/>
+        <w:tblBorders>
+          <w:top w:val="single" w:color="FBFAF6" w:sz="4"/>
+          <w:left w:val="single" w:color="FBFAF6" w:sz="4"/>
+          <w:bottom w:val="single" w:color="FBFAF6" w:sz="4"/>
+          <w:right w:val="single" w:color="FBFAF6" w:sz="4"/>
+          <w:insideH w:val="single" w:color="FBFAF6" w:sz="4"/>
+          <w:insideV w:val="single" w:color="FBFAF6" w:sz="4"/>
+        </w:tblBorders>
+      </w:tblPr>
+      <w:tblGrid>
+        <w:gridCol w:w="9600"/>
+      </w:tblGrid>
+      <w:tr>
+        <w:tc>
+          <w:tcPr>
+            <w:tcW w:type="pct" w:w="5000"/>
+            <w:shd w:fill="FBFAF6" w:val="clear"/>
+            <w:tcMar>
+              <w:top w:type="dxa" w:w="40"/>
+              <w:left w:type="dxa" w:w="100"/>
+              <w:bottom w:type="dxa" w:w="40"/>
+              <w:right w:type="dxa" w:w="100"/>
+            </w:tcMar>
+          </w:tcPr>
+          <w:p>
+            <w:pPr>
+              <w:spacing w:before="18" w:after="6"/>
+            </w:pPr>
+            <w:r>
+              <w:rPr>
+                <w:b/>
+                <w:bCs/>
+                <w:color w:val="6B7280"/>
+                <w:sz w:val="14"/>
+                <w:szCs w:val="14"/>
+              </w:rPr>
+              <w:t xml:space="preserve">word list</w:t>
+            </w:r>
+          </w:p>
+          <w:p>
+            <w:pPr>
+              <w:spacing w:before="0" w:after="18"/>
+            </w:pPr>
+            <w:r>
+              <w:rPr>
+                <w:b/>
+                <w:bCs/>
+                <w:color w:val="353A7C"/>
+                <w:sz w:val="16"/>
+                <w:szCs w:val="16"/>
+              </w:rPr>
+              <w:t xml:space="preserve">pro forma balance sheet   ·   pro forma statement of cash flows   ·   pro forma financial statements</w:t>
+            </w:r>
+          </w:p>
+        </w:tc>
+      </w:tr>
+    </w:tbl>
+    <w:p/>
     <w:tbl>
       <w:tblPr>
         <w:tblW w:type="pct" w:w="100%"/>
@@ -985,14 +1133,14 @@
                 <w:sz w:val="16"/>
                 <w:szCs w:val="16"/>
               </w:rPr>
-              <w:t xml:space="preserve">7  </w:t>
-            </w:r>
-            <w:r>
-              <w:rPr>
-                <w:sz w:val="16"/>
-                <w:szCs w:val="16"/>
-              </w:rPr>
-              <w:t xml:space="preserve">division</w:t>
+              <w:t xml:space="preserve">8  </w:t>
+            </w:r>
+            <w:r>
+              <w:rPr>
+                <w:sz w:val="16"/>
+                <w:szCs w:val="16"/>
+              </w:rPr>
+              <w:t xml:space="preserve">another</w:t>
             </w:r>
           </w:p>
         </w:tc>
@@ -1053,14 +1201,14 @@
                 <w:sz w:val="16"/>
                 <w:szCs w:val="16"/>
               </w:rPr>
-              <w:t xml:space="preserve">8  </w:t>
-            </w:r>
-            <w:r>
-              <w:rPr>
-                <w:sz w:val="16"/>
-                <w:szCs w:val="16"/>
-              </w:rPr>
-              <w:t xml:space="preserve">another</w:t>
+              <w:t xml:space="preserve">9  </w:t>
+            </w:r>
+            <w:r>
+              <w:rPr>
+                <w:sz w:val="16"/>
+                <w:szCs w:val="16"/>
+              </w:rPr>
+              <w:t xml:space="preserve">operating</w:t>
             </w:r>
           </w:p>
         </w:tc>
@@ -1121,14 +1269,14 @@
                 <w:sz w:val="16"/>
                 <w:szCs w:val="16"/>
               </w:rPr>
-              <w:t xml:space="preserve">9  </w:t>
-            </w:r>
-            <w:r>
-              <w:rPr>
-                <w:sz w:val="16"/>
-                <w:szCs w:val="16"/>
-              </w:rPr>
-              <w:t xml:space="preserve">operating</w:t>
+              <w:t xml:space="preserve">10  </w:t>
+            </w:r>
+            <w:r>
+              <w:rPr>
+                <w:sz w:val="16"/>
+                <w:szCs w:val="16"/>
+              </w:rPr>
+              <w:t xml:space="preserve">capital</w:t>
             </w:r>
           </w:p>
         </w:tc>
@@ -1189,14 +1337,14 @@
                 <w:sz w:val="16"/>
                 <w:szCs w:val="16"/>
               </w:rPr>
-              <w:t xml:space="preserve">10  </w:t>
-            </w:r>
-            <w:r>
-              <w:rPr>
-                <w:sz w:val="16"/>
-                <w:szCs w:val="16"/>
-              </w:rPr>
-              <w:t xml:space="preserve">capital</w:t>
+              <w:t xml:space="preserve">11  </w:t>
+            </w:r>
+            <w:r>
+              <w:rPr>
+                <w:sz w:val="16"/>
+                <w:szCs w:val="16"/>
+              </w:rPr>
+              <w:t xml:space="preserve">somewhere</w:t>
             </w:r>
           </w:p>
         </w:tc>
@@ -1257,14 +1405,14 @@
                 <w:sz w:val="16"/>
                 <w:szCs w:val="16"/>
               </w:rPr>
-              <w:t xml:space="preserve">11  </w:t>
-            </w:r>
-            <w:r>
-              <w:rPr>
-                <w:sz w:val="16"/>
-                <w:szCs w:val="16"/>
-              </w:rPr>
-              <w:t xml:space="preserve">somewhere</w:t>
+              <w:t xml:space="preserve">12  </w:t>
+            </w:r>
+            <w:r>
+              <w:rPr>
+                <w:sz w:val="16"/>
+                <w:szCs w:val="16"/>
+              </w:rPr>
+              <w:t xml:space="preserve">pro forma financial statements</w:t>
             </w:r>
           </w:p>
         </w:tc>
@@ -1300,6 +1448,74 @@
                 <w:szCs w:val="16"/>
               </w:rPr>
               <w:t xml:space="preserve">planned</w:t>
+            </w:r>
+          </w:p>
+        </w:tc>
+        <w:tc>
+          <w:tcPr>
+            <w:tcW w:type="pct" w:w="2500"/>
+            <w:tcMar>
+              <w:top w:type="dxa" w:w="20"/>
+              <w:left w:type="dxa" w:w="80"/>
+              <w:bottom w:type="dxa" w:w="20"/>
+              <w:right w:type="dxa" w:w="80"/>
+            </w:tcMar>
+          </w:tcPr>
+          <w:p>
+            <w:pPr>
+              <w:spacing w:before="12" w:after="12"/>
+            </w:pPr>
+            <w:r>
+              <w:rPr>
+                <w:b/>
+                <w:bCs/>
+                <w:color w:val="8186EF"/>
+                <w:sz w:val="16"/>
+                <w:szCs w:val="16"/>
+              </w:rPr>
+              <w:t xml:space="preserve">13  </w:t>
+            </w:r>
+            <w:r>
+              <w:rPr>
+                <w:sz w:val="16"/>
+                <w:szCs w:val="16"/>
+              </w:rPr>
+              <w:t xml:space="preserve">pro forma statement of cash flows</w:t>
+            </w:r>
+          </w:p>
+        </w:tc>
+      </w:tr>
+      <w:tr>
+        <w:tc>
+          <w:tcPr>
+            <w:tcW w:type="pct" w:w="2500"/>
+            <w:tcMar>
+              <w:top w:type="dxa" w:w="20"/>
+              <w:left w:type="dxa" w:w="80"/>
+              <w:bottom w:type="dxa" w:w="20"/>
+              <w:right w:type="dxa" w:w="80"/>
+            </w:tcMar>
+          </w:tcPr>
+          <w:p>
+            <w:pPr>
+              <w:spacing w:before="12" w:after="12"/>
+            </w:pPr>
+            <w:r>
+              <w:rPr>
+                <w:b/>
+                <w:bCs/>
+                <w:color w:val="8186EF"/>
+                <w:sz w:val="16"/>
+                <w:szCs w:val="16"/>
+              </w:rPr>
+              <w:t xml:space="preserve">7  </w:t>
+            </w:r>
+            <w:r>
+              <w:rPr>
+                <w:sz w:val="16"/>
+                <w:szCs w:val="16"/>
+              </w:rPr>
+              <w:t xml:space="preserve">division</w:t>
             </w:r>
           </w:p>
         </w:tc>
@@ -1517,7 +1733,7 @@
                     </pic:cNvPicPr>
                   </pic:nvPicPr>
                   <pic:blipFill>
-                    <a:blip r:embed="rId102" cstate="none"/>
+                    <a:blip r:embed="rId103" cstate="none"/>
                     <a:srcRect/>
                     <a:stretch>
                       <a:fillRect/>
@@ -4281,7 +4497,7 @@
                     </pic:cNvPicPr>
                   </pic:nvPicPr>
                   <pic:blipFill>
-                    <a:blip r:embed="rId103" cstate="none"/>
+                    <a:blip r:embed="rId104" cstate="none"/>
                     <a:srcRect/>
                     <a:stretch>
                       <a:fillRect/>
@@ -8490,6 +8706,154 @@
     <w:p/>
     <w:p>
       <w:pPr>
+        <w:pageBreakBefore w:val="true"/>
+        <w:spacing w:after="0"/>
+      </w:pPr>
+      <w:r>
+        <w:rPr>
+          <w:sz w:val="2"/>
+        </w:rPr>
+        <w:t xml:space="preserve"> </w:t>
+      </w:r>
+    </w:p>
+    <w:p>
+      <w:pPr>
+        <w:spacing w:before="44" w:after="10"/>
+      </w:pPr>
+      <w:r>
+        <w:rPr>
+          <w:b/>
+          <w:bCs/>
+          <w:color w:val="353A7C"/>
+          <w:sz w:val="18"/>
+          <w:szCs w:val="18"/>
+        </w:rPr>
+        <w:t xml:space="preserve">The English this section uses, and its Arabic</w:t>
+      </w:r>
+    </w:p>
+    <w:p>
+      <w:pPr>
+        <w:spacing w:before="0" w:after="12"/>
+      </w:pPr>
+      <w:r>
+        <w:rPr>
+          <w:color w:val="6B7280"/>
+          <w:sz w:val="15"/>
+          <w:szCs w:val="15"/>
+        </w:rPr>
+        <w:t xml:space="preserve">Each term sits against what it means.</w:t>
+      </w:r>
+    </w:p>
+    <w:p>
+      <w:pPr>
+        <w:spacing w:after="40" w:before="90"/>
+        <w:jc w:val="center"/>
+      </w:pPr>
+      <w:r>
+        <w:drawing>
+          <wp:inline distT="0" distB="0" distL="0" distR="0">
+            <wp:extent cx="5734050" cy="2218175"/>
+            <wp:effectExtent t="0" r="0" b="0" l="0"/>
+            <wp:docPr id="1" name="" descr="" title=""/>
+            <wp:cNvGraphicFramePr>
+              <a:graphicFrameLocks xmlns:a="http://schemas.openxmlformats.org/drawingml/2006/main" noChangeAspect="1"/>
+            </wp:cNvGraphicFramePr>
+            <a:graphic xmlns:a="http://schemas.openxmlformats.org/drawingml/2006/main">
+              <a:graphicData uri="http://schemas.openxmlformats.org/drawingml/2006/picture">
+                <pic:pic xmlns:pic="http://schemas.openxmlformats.org/drawingml/2006/picture">
+                  <pic:nvPicPr>
+                    <pic:cNvPr id="0" name="" descr=""/>
+                    <pic:cNvPicPr>
+                      <a:picLocks noChangeAspect="1" noChangeArrowheads="1"/>
+                    </pic:cNvPicPr>
+                  </pic:nvPicPr>
+                  <pic:blipFill>
+                    <a:blip r:embed="rId105" cstate="none"/>
+                    <a:srcRect/>
+                    <a:stretch>
+                      <a:fillRect/>
+                    </a:stretch>
+                  </pic:blipFill>
+                  <pic:spPr bwMode="auto">
+                    <a:xfrm>
+                      <a:off x="0" y="0"/>
+                      <a:ext cx="5734050" cy="2218175"/>
+                    </a:xfrm>
+                    <a:prstGeom prst="rect">
+                      <a:avLst/>
+                    </a:prstGeom>
+                  </pic:spPr>
+                </pic:pic>
+              </a:graphicData>
+            </a:graphic>
+          </wp:inline>
+        </w:drawing>
+      </w:r>
+    </w:p>
+    <w:tbl>
+      <w:tblPr>
+        <w:tblW w:type="pct" w:w="100%"/>
+        <w:tblLayout w:type="fixed"/>
+        <w:tblBorders>
+          <w:top w:val="single" w:color="FBFAF6" w:sz="4"/>
+          <w:left w:val="single" w:color="FBFAF6" w:sz="4"/>
+          <w:bottom w:val="single" w:color="FBFAF6" w:sz="4"/>
+          <w:right w:val="single" w:color="FBFAF6" w:sz="4"/>
+          <w:insideH w:val="single" w:color="FBFAF6" w:sz="4"/>
+          <w:insideV w:val="single" w:color="FBFAF6" w:sz="4"/>
+        </w:tblBorders>
+      </w:tblPr>
+      <w:tblGrid>
+        <w:gridCol w:w="9600"/>
+      </w:tblGrid>
+      <w:tr>
+        <w:tc>
+          <w:tcPr>
+            <w:tcW w:type="pct" w:w="5000"/>
+            <w:shd w:fill="FBFAF6" w:val="clear"/>
+            <w:tcMar>
+              <w:top w:type="dxa" w:w="40"/>
+              <w:left w:type="dxa" w:w="100"/>
+              <w:bottom w:type="dxa" w:w="40"/>
+              <w:right w:type="dxa" w:w="100"/>
+            </w:tcMar>
+          </w:tcPr>
+          <w:p>
+            <w:pPr>
+              <w:spacing w:before="18" w:after="6"/>
+            </w:pPr>
+            <w:r>
+              <w:rPr>
+                <w:b/>
+                <w:bCs/>
+                <w:color w:val="6B7280"/>
+                <w:sz w:val="14"/>
+                <w:szCs w:val="14"/>
+              </w:rPr>
+              <w:t xml:space="preserve">word list</w:t>
+            </w:r>
+          </w:p>
+          <w:p>
+            <w:pPr>
+              <w:spacing w:before="0" w:after="18"/>
+            </w:pPr>
+            <w:r>
+              <w:rPr>
+                <w:b/>
+                <w:bCs/>
+                <w:color w:val="353A7C"/>
+                <w:sz w:val="16"/>
+                <w:szCs w:val="16"/>
+              </w:rPr>
+              <w:t xml:space="preserve">pro forma balance sheet   ·   pro forma statement of cash flows   ·   قائمة التدفقات النقدية التقديرية</w:t>
+            </w:r>
+          </w:p>
+        </w:tc>
+      </w:tr>
+    </w:tbl>
+    <w:p/>
+    <w:p>
+      <w:pPr>
         <w:sectPr>
           <w:headerReference w:type="default" r:id="rIdHdr7"/>
           <w:pgSz w:w="11906" w:h="16838" w:orient="portrait"/>
@@ -8611,14 +8975,14 @@
                 <w:sz w:val="16"/>
                 <w:szCs w:val="16"/>
               </w:rPr>
-              <w:t xml:space="preserve">12  </w:t>
-            </w:r>
-            <w:r>
-              <w:rPr>
-                <w:sz w:val="16"/>
-                <w:szCs w:val="16"/>
-              </w:rPr>
-              <w:t xml:space="preserve">+ Increase in tax payable</w:t>
+              <w:t xml:space="preserve">13  </w:t>
+            </w:r>
+            <w:r>
+              <w:rPr>
+                <w:sz w:val="16"/>
+                <w:szCs w:val="16"/>
+              </w:rPr>
+              <w:t xml:space="preserve">= Cash used in investing activities</w:t>
             </w:r>
           </w:p>
         </w:tc>
@@ -8679,14 +9043,14 @@
                 <w:sz w:val="16"/>
                 <w:szCs w:val="16"/>
               </w:rPr>
-              <w:t xml:space="preserve">13  </w:t>
-            </w:r>
-            <w:r>
-              <w:rPr>
-                <w:sz w:val="16"/>
-                <w:szCs w:val="16"/>
-              </w:rPr>
-              <w:t xml:space="preserve">= Cash used in investing activities</w:t>
+              <w:t xml:space="preserve">14  </w:t>
+            </w:r>
+            <w:r>
+              <w:rPr>
+                <w:sz w:val="16"/>
+                <w:szCs w:val="16"/>
+              </w:rPr>
+              <w:t xml:space="preserve">Borrowing</w:t>
             </w:r>
           </w:p>
         </w:tc>
@@ -8747,14 +9111,14 @@
                 <w:sz w:val="16"/>
                 <w:szCs w:val="16"/>
               </w:rPr>
-              <w:t xml:space="preserve">14  </w:t>
-            </w:r>
-            <w:r>
-              <w:rPr>
-                <w:sz w:val="16"/>
-                <w:szCs w:val="16"/>
-              </w:rPr>
-              <w:t xml:space="preserve">Borrowing</w:t>
+              <w:t xml:space="preserve">15  </w:t>
+            </w:r>
+            <w:r>
+              <w:rPr>
+                <w:sz w:val="16"/>
+                <w:szCs w:val="16"/>
+              </w:rPr>
+              <w:t xml:space="preserve">Repayment</w:t>
             </w:r>
           </w:p>
         </w:tc>
@@ -8815,14 +9179,14 @@
                 <w:sz w:val="16"/>
                 <w:szCs w:val="16"/>
               </w:rPr>
-              <w:t xml:space="preserve">15  </w:t>
-            </w:r>
-            <w:r>
-              <w:rPr>
-                <w:sz w:val="16"/>
-                <w:szCs w:val="16"/>
-              </w:rPr>
-              <w:t xml:space="preserve">Repayment</w:t>
+              <w:t xml:space="preserve">16  </w:t>
+            </w:r>
+            <w:r>
+              <w:rPr>
+                <w:sz w:val="16"/>
+                <w:szCs w:val="16"/>
+              </w:rPr>
+              <w:t xml:space="preserve">Net change in cash</w:t>
             </w:r>
           </w:p>
         </w:tc>
@@ -8883,14 +9247,14 @@
                 <w:sz w:val="16"/>
                 <w:szCs w:val="16"/>
               </w:rPr>
-              <w:t xml:space="preserve">16  </w:t>
-            </w:r>
-            <w:r>
-              <w:rPr>
-                <w:sz w:val="16"/>
-                <w:szCs w:val="16"/>
-              </w:rPr>
-              <w:t xml:space="preserve">Net change in cash</w:t>
+              <w:t xml:space="preserve">17  </w:t>
+            </w:r>
+            <w:r>
+              <w:rPr>
+                <w:sz w:val="16"/>
+                <w:szCs w:val="16"/>
+              </w:rPr>
+              <w:t xml:space="preserve">Cash at 31 December</w:t>
             </w:r>
           </w:p>
         </w:tc>
@@ -8951,14 +9315,14 @@
                 <w:sz w:val="16"/>
                 <w:szCs w:val="16"/>
               </w:rPr>
-              <w:t xml:space="preserve">17  </w:t>
-            </w:r>
-            <w:r>
-              <w:rPr>
-                <w:sz w:val="16"/>
-                <w:szCs w:val="16"/>
-              </w:rPr>
-              <w:t xml:space="preserve">Cash at 31 December</w:t>
+              <w:t xml:space="preserve">18  </w:t>
+            </w:r>
+            <w:r>
+              <w:rPr>
+                <w:sz w:val="16"/>
+                <w:szCs w:val="16"/>
+              </w:rPr>
+              <w:t xml:space="preserve">ending</w:t>
             </w:r>
           </w:p>
         </w:tc>
@@ -9019,14 +9383,14 @@
                 <w:sz w:val="16"/>
                 <w:szCs w:val="16"/>
               </w:rPr>
-              <w:t xml:space="preserve">18  </w:t>
-            </w:r>
-            <w:r>
-              <w:rPr>
-                <w:sz w:val="16"/>
-                <w:szCs w:val="16"/>
-              </w:rPr>
-              <w:t xml:space="preserve">ending</w:t>
+              <w:t xml:space="preserve">19  </w:t>
+            </w:r>
+            <w:r>
+              <w:rPr>
+                <w:sz w:val="16"/>
+                <w:szCs w:val="16"/>
+              </w:rPr>
+              <w:t xml:space="preserve">disagreed</w:t>
             </w:r>
           </w:p>
         </w:tc>
@@ -9087,14 +9451,14 @@
                 <w:sz w:val="16"/>
                 <w:szCs w:val="16"/>
               </w:rPr>
-              <w:t xml:space="preserve">19  </w:t>
-            </w:r>
-            <w:r>
-              <w:rPr>
-                <w:sz w:val="16"/>
-                <w:szCs w:val="16"/>
-              </w:rPr>
-              <w:t xml:space="preserve">disagreed</w:t>
+              <w:t xml:space="preserve">20  </w:t>
+            </w:r>
+            <w:r>
+              <w:rPr>
+                <w:sz w:val="16"/>
+                <w:szCs w:val="16"/>
+              </w:rPr>
+              <w:t xml:space="preserve">because</w:t>
             </w:r>
           </w:p>
         </w:tc>
@@ -9155,14 +9519,14 @@
                 <w:sz w:val="16"/>
                 <w:szCs w:val="16"/>
               </w:rPr>
-              <w:t xml:space="preserve">20  </w:t>
-            </w:r>
-            <w:r>
-              <w:rPr>
-                <w:sz w:val="16"/>
-                <w:szCs w:val="16"/>
-              </w:rPr>
-              <w:t xml:space="preserve">because</w:t>
+              <w:t xml:space="preserve">21  </w:t>
+            </w:r>
+            <w:r>
+              <w:rPr>
+                <w:sz w:val="16"/>
+                <w:szCs w:val="16"/>
+              </w:rPr>
+              <w:t xml:space="preserve">investing</w:t>
             </w:r>
           </w:p>
         </w:tc>
@@ -9223,14 +9587,14 @@
                 <w:sz w:val="16"/>
                 <w:szCs w:val="16"/>
               </w:rPr>
-              <w:t xml:space="preserve">21  </w:t>
-            </w:r>
-            <w:r>
-              <w:rPr>
-                <w:sz w:val="16"/>
-                <w:szCs w:val="16"/>
-              </w:rPr>
-              <w:t xml:space="preserve">investing</w:t>
+              <w:t xml:space="preserve">22  </w:t>
+            </w:r>
+            <w:r>
+              <w:rPr>
+                <w:sz w:val="16"/>
+                <w:szCs w:val="16"/>
+              </w:rPr>
+              <w:t xml:space="preserve">pro forma balance sheet</w:t>
             </w:r>
           </w:p>
         </w:tc>
@@ -9266,6 +9630,74 @@
                 <w:szCs w:val="16"/>
               </w:rPr>
               <w:t xml:space="preserve">+ Increase in payables</w:t>
+            </w:r>
+          </w:p>
+        </w:tc>
+        <w:tc>
+          <w:tcPr>
+            <w:tcW w:type="pct" w:w="2500"/>
+            <w:tcMar>
+              <w:top w:type="dxa" w:w="20"/>
+              <w:left w:type="dxa" w:w="80"/>
+              <w:bottom w:type="dxa" w:w="20"/>
+              <w:right w:type="dxa" w:w="80"/>
+            </w:tcMar>
+          </w:tcPr>
+          <w:p>
+            <w:pPr>
+              <w:spacing w:before="12" w:after="12"/>
+            </w:pPr>
+            <w:r>
+              <w:rPr>
+                <w:b/>
+                <w:bCs/>
+                <w:color w:val="8186EF"/>
+                <w:sz w:val="16"/>
+                <w:szCs w:val="16"/>
+              </w:rPr>
+              <w:t xml:space="preserve">23  </w:t>
+            </w:r>
+            <w:r>
+              <w:rPr>
+                <w:sz w:val="16"/>
+                <w:szCs w:val="16"/>
+              </w:rPr>
+              <w:t xml:space="preserve">pro forma statement of cash flows</w:t>
+            </w:r>
+          </w:p>
+        </w:tc>
+      </w:tr>
+      <w:tr>
+        <w:tc>
+          <w:tcPr>
+            <w:tcW w:type="pct" w:w="2500"/>
+            <w:tcMar>
+              <w:top w:type="dxa" w:w="20"/>
+              <w:left w:type="dxa" w:w="80"/>
+              <w:bottom w:type="dxa" w:w="20"/>
+              <w:right w:type="dxa" w:w="80"/>
+            </w:tcMar>
+          </w:tcPr>
+          <w:p>
+            <w:pPr>
+              <w:spacing w:before="12" w:after="12"/>
+            </w:pPr>
+            <w:r>
+              <w:rPr>
+                <w:b/>
+                <w:bCs/>
+                <w:color w:val="8186EF"/>
+                <w:sz w:val="16"/>
+                <w:szCs w:val="16"/>
+              </w:rPr>
+              <w:t xml:space="preserve">12  </w:t>
+            </w:r>
+            <w:r>
+              <w:rPr>
+                <w:sz w:val="16"/>
+                <w:szCs w:val="16"/>
+              </w:rPr>
+              <w:t xml:space="preserve">+ Increase in tax payable</w:t>
             </w:r>
           </w:p>
         </w:tc>
@@ -14550,7 +14982,7 @@
       <w:r>
         <w:drawing>
           <wp:inline distT="0" distB="0" distL="0" distR="0">
-            <wp:extent cx="5734050" cy="2565225"/>
+            <wp:extent cx="5734050" cy="2218175"/>
             <wp:effectExtent t="0" r="0" b="0" l="0"/>
             <wp:docPr id="1" name="" descr="" title=""/>
             <wp:cNvGraphicFramePr>
@@ -14566,7 +14998,7 @@
                     </pic:cNvPicPr>
                   </pic:nvPicPr>
                   <pic:blipFill>
-                    <a:blip r:embed="rId104" cstate="none"/>
+                    <a:blip r:embed="rId106" cstate="none"/>
                     <a:srcRect/>
                     <a:stretch>
                       <a:fillRect/>
@@ -14575,7 +15007,7 @@
                   <pic:spPr bwMode="auto">
                     <a:xfrm>
                       <a:off x="0" y="0"/>
-                      <a:ext cx="5734050" cy="2565225"/>
+                      <a:ext cx="5734050" cy="2218175"/>
                     </a:xfrm>
                     <a:prstGeom prst="rect">
                       <a:avLst/>
@@ -14643,7 +15075,7 @@
                 <w:sz w:val="16"/>
                 <w:szCs w:val="16"/>
               </w:rPr>
-              <w:t xml:space="preserve">سياسة توزيع الأرباح   ·   pro forma financial statements   ·   sensitivity analysis</w:t>
+              <w:t xml:space="preserve">تحليل الحساسية   ·   pro forma financial statements   ·   sensitivity analysis</w:t>
             </w:r>
           </w:p>
         </w:tc>
@@ -16180,7 +16612,7 @@
               <w:sz w:val="16"/>
               <w:szCs w:val="16"/>
             </w:rPr>
-            <w:t xml:space="preserve"> of 1</w:t>
+            <w:t xml:space="preserve"> of 2</w:t>
           </w:r>
         </w:p>
       </w:tc>
@@ -16999,7 +17431,7 @@
               <w:sz w:val="16"/>
               <w:szCs w:val="16"/>
             </w:rPr>
-            <w:t xml:space="preserve"> of 2</w:t>
+            <w:t xml:space="preserve"> of 3</w:t>
           </w:r>
         </w:p>
       </w:tc>

--- a/CMA_Summaries_B3_Ch10.docx
+++ b/CMA_Summaries_B3_Ch10.docx
@@ -2255,17 +2255,16 @@
         </w:tblBorders>
       </w:tblPr>
       <w:tblGrid>
-        <w:gridCol w:w="3029"/>
-        <w:gridCol w:w="1638"/>
-        <w:gridCol w:w="1644"/>
-        <w:gridCol w:w="1683"/>
-        <w:gridCol w:w="1605"/>
+        <w:gridCol w:w="3655"/>
+        <w:gridCol w:w="1976"/>
+        <w:gridCol w:w="2031"/>
+        <w:gridCol w:w="1937"/>
       </w:tblGrid>
       <w:tr>
         <w:tc>
           <w:tcPr>
             <w:tcW w:type="pct" w:w="5000"/>
-            <w:gridSpan w:val="5"/>
+            <w:gridSpan w:val="4"/>
             <w:shd w:fill="353A7C" w:val="clear"/>
             <w:tcMar>
               <w:top w:type="dxa" w:w="60"/>
@@ -2294,7 +2293,7 @@
       <w:tr>
         <w:tc>
           <w:tcPr>
-            <w:tcW w:type="pct" w:w="1578"/>
+            <w:tcW w:type="pct" w:w="1904"/>
             <w:shd w:fill="353A7C" w:val="clear"/>
             <w:tcMar>
               <w:top w:type="dxa" w:w="50"/>
@@ -2321,7 +2320,7 @@
         </w:tc>
         <w:tc>
           <w:tcPr>
-            <w:tcW w:type="pct" w:w="853"/>
+            <w:tcW w:type="pct" w:w="1029"/>
             <w:shd w:fill="353A7C" w:val="clear"/>
             <w:tcMar>
               <w:top w:type="dxa" w:w="50"/>
@@ -2348,7 +2347,7 @@
         </w:tc>
         <w:tc>
           <w:tcPr>
-            <w:tcW w:type="pct" w:w="856"/>
+            <w:tcW w:type="pct" w:w="1058"/>
             <w:shd w:fill="353A7C" w:val="clear"/>
             <w:tcMar>
               <w:top w:type="dxa" w:w="50"/>
@@ -2369,13 +2368,13 @@
                 <w:sz w:val="15"/>
                 <w:szCs w:val="15"/>
               </w:rPr>
-              <w:t xml:space="preserve">Volume −5%</w:t>
-            </w:r>
-          </w:p>
-        </w:tc>
-        <w:tc>
-          <w:tcPr>
-            <w:tcW w:type="pct" w:w="877"/>
+              <w:t xml:space="preserve">Concentrate +10%</w:t>
+            </w:r>
+          </w:p>
+        </w:tc>
+        <w:tc>
+          <w:tcPr>
+            <w:tcW w:type="pct" w:w="1009"/>
             <w:shd w:fill="353A7C" w:val="clear"/>
             <w:tcMar>
               <w:top w:type="dxa" w:w="50"/>
@@ -2396,33 +2395,6 @@
                 <w:sz w:val="15"/>
                 <w:szCs w:val="15"/>
               </w:rPr>
-              <w:t xml:space="preserve">Concentrate +10%</w:t>
-            </w:r>
-          </w:p>
-        </w:tc>
-        <w:tc>
-          <w:tcPr>
-            <w:tcW w:type="pct" w:w="836"/>
-            <w:shd w:fill="353A7C" w:val="clear"/>
-            <w:tcMar>
-              <w:top w:type="dxa" w:w="50"/>
-              <w:left w:type="dxa" w:w="110"/>
-              <w:bottom w:type="dxa" w:w="50"/>
-              <w:right w:type="dxa" w:w="110"/>
-            </w:tcMar>
-          </w:tcPr>
-          <w:p>
-            <w:pPr>
-              <w:spacing w:before="30" w:after="30"/>
-            </w:pPr>
-            <w:r>
-              <w:rPr>
-                <w:b/>
-                <w:bCs/>
-                <w:color w:val="FFFFFF"/>
-                <w:sz w:val="15"/>
-                <w:szCs w:val="15"/>
-              </w:rPr>
               <w:t xml:space="preserve">Both</w:t>
             </w:r>
           </w:p>
@@ -2431,7 +2403,7 @@
       <w:tr>
         <w:tc>
           <w:tcPr>
-            <w:tcW w:type="pct" w:w="1578"/>
+            <w:tcW w:type="pct" w:w="1904"/>
             <w:shd w:fill="FFFFFF" w:val="clear"/>
             <w:tcMar>
               <w:top w:type="dxa" w:w="50"/>
@@ -2458,7 +2430,7 @@
         </w:tc>
         <w:tc>
           <w:tcPr>
-            <w:tcW w:type="pct" w:w="853"/>
+            <w:tcW w:type="pct" w:w="1029"/>
             <w:tcMar>
               <w:top w:type="dxa" w:w="50"/>
               <w:left w:type="dxa" w:w="110"/>
@@ -2481,7 +2453,7 @@
         </w:tc>
         <w:tc>
           <w:tcPr>
-            <w:tcW w:type="pct" w:w="856"/>
+            <w:tcW w:type="pct" w:w="1058"/>
             <w:tcMar>
               <w:top w:type="dxa" w:w="50"/>
               <w:left w:type="dxa" w:w="110"/>
@@ -2498,61 +2470,38 @@
                 <w:sz w:val="15"/>
                 <w:szCs w:val="15"/>
               </w:rPr>
+              <w:t xml:space="preserve">900,000</w:t>
+            </w:r>
+          </w:p>
+        </w:tc>
+        <w:tc>
+          <w:tcPr>
+            <w:tcW w:type="pct" w:w="1009"/>
+            <w:tcMar>
+              <w:top w:type="dxa" w:w="50"/>
+              <w:left w:type="dxa" w:w="110"/>
+              <w:bottom w:type="dxa" w:w="50"/>
+              <w:right w:type="dxa" w:w="110"/>
+            </w:tcMar>
+          </w:tcPr>
+          <w:p>
+            <w:pPr>
+              <w:spacing w:before="28" w:after="28"/>
+            </w:pPr>
+            <w:r>
+              <w:rPr>
+                <w:sz w:val="15"/>
+                <w:szCs w:val="15"/>
+              </w:rPr>
               <w:t xml:space="preserve">855,000</w:t>
             </w:r>
           </w:p>
         </w:tc>
-        <w:tc>
-          <w:tcPr>
-            <w:tcW w:type="pct" w:w="877"/>
-            <w:tcMar>
-              <w:top w:type="dxa" w:w="50"/>
-              <w:left w:type="dxa" w:w="110"/>
-              <w:bottom w:type="dxa" w:w="50"/>
-              <w:right w:type="dxa" w:w="110"/>
-            </w:tcMar>
-          </w:tcPr>
-          <w:p>
-            <w:pPr>
-              <w:spacing w:before="28" w:after="28"/>
-            </w:pPr>
-            <w:r>
-              <w:rPr>
-                <w:sz w:val="15"/>
-                <w:szCs w:val="15"/>
-              </w:rPr>
-              <w:t xml:space="preserve">900,000</w:t>
-            </w:r>
-          </w:p>
-        </w:tc>
-        <w:tc>
-          <w:tcPr>
-            <w:tcW w:type="pct" w:w="836"/>
-            <w:tcMar>
-              <w:top w:type="dxa" w:w="50"/>
-              <w:left w:type="dxa" w:w="110"/>
-              <w:bottom w:type="dxa" w:w="50"/>
-              <w:right w:type="dxa" w:w="110"/>
-            </w:tcMar>
-          </w:tcPr>
-          <w:p>
-            <w:pPr>
-              <w:spacing w:before="28" w:after="28"/>
-            </w:pPr>
-            <w:r>
-              <w:rPr>
-                <w:sz w:val="15"/>
-                <w:szCs w:val="15"/>
-              </w:rPr>
-              <w:t xml:space="preserve">855,000</w:t>
-            </w:r>
-          </w:p>
-        </w:tc>
-      </w:tr>
-      <w:tr>
-        <w:tc>
-          <w:tcPr>
-            <w:tcW w:type="pct" w:w="1578"/>
+      </w:tr>
+      <w:tr>
+        <w:tc>
+          <w:tcPr>
+            <w:tcW w:type="pct" w:w="1904"/>
             <w:shd w:fill="FFFFFF" w:val="clear"/>
             <w:tcMar>
               <w:top w:type="dxa" w:w="50"/>
@@ -2579,7 +2528,7 @@
         </w:tc>
         <w:tc>
           <w:tcPr>
-            <w:tcW w:type="pct" w:w="853"/>
+            <w:tcW w:type="pct" w:w="1029"/>
             <w:shd w:fill="FBFAF6" w:val="clear"/>
             <w:tcMar>
               <w:top w:type="dxa" w:w="50"/>
@@ -2603,7 +2552,7 @@
         </w:tc>
         <w:tc>
           <w:tcPr>
-            <w:tcW w:type="pct" w:w="856"/>
+            <w:tcW w:type="pct" w:w="1058"/>
             <w:shd w:fill="FBFAF6" w:val="clear"/>
             <w:tcMar>
               <w:top w:type="dxa" w:w="50"/>
@@ -2621,13 +2570,13 @@
                 <w:sz w:val="15"/>
                 <w:szCs w:val="15"/>
               </w:rPr>
-              <w:t xml:space="preserve">$8.20</w:t>
-            </w:r>
-          </w:p>
-        </w:tc>
-        <w:tc>
-          <w:tcPr>
-            <w:tcW w:type="pct" w:w="877"/>
+              <w:t xml:space="preserve">$7.66</w:t>
+            </w:r>
+          </w:p>
+        </w:tc>
+        <w:tc>
+          <w:tcPr>
+            <w:tcW w:type="pct" w:w="1009"/>
             <w:shd w:fill="FBFAF6" w:val="clear"/>
             <w:tcMar>
               <w:top w:type="dxa" w:w="50"/>
@@ -2649,10 +2598,11 @@
             </w:r>
           </w:p>
         </w:tc>
-        <w:tc>
-          <w:tcPr>
-            <w:tcW w:type="pct" w:w="836"/>
-            <w:shd w:fill="FBFAF6" w:val="clear"/>
+      </w:tr>
+      <w:tr>
+        <w:tc>
+          <w:tcPr>
+            <w:tcW w:type="pct" w:w="1904"/>
             <w:tcMar>
               <w:top w:type="dxa" w:w="50"/>
               <w:left w:type="dxa" w:w="110"/>
@@ -2669,15 +2619,13 @@
                 <w:sz w:val="15"/>
                 <w:szCs w:val="15"/>
               </w:rPr>
-              <w:t xml:space="preserve">$7.66</w:t>
-            </w:r>
-          </w:p>
-        </w:tc>
-      </w:tr>
-      <w:tr>
-        <w:tc>
-          <w:tcPr>
-            <w:tcW w:type="pct" w:w="1578"/>
+              <w:t xml:space="preserve">Total contribution margin</w:t>
+            </w:r>
+          </w:p>
+        </w:tc>
+        <w:tc>
+          <w:tcPr>
+            <w:tcW w:type="pct" w:w="1029"/>
             <w:tcMar>
               <w:top w:type="dxa" w:w="50"/>
               <w:left w:type="dxa" w:w="110"/>
@@ -2694,13 +2642,13 @@
                 <w:sz w:val="15"/>
                 <w:szCs w:val="15"/>
               </w:rPr>
-              <w:t xml:space="preserve">Total contribution margin</w:t>
-            </w:r>
-          </w:p>
-        </w:tc>
-        <w:tc>
-          <w:tcPr>
-            <w:tcW w:type="pct" w:w="853"/>
+              <w:t xml:space="preserve">7,380,000</w:t>
+            </w:r>
+          </w:p>
+        </w:tc>
+        <w:tc>
+          <w:tcPr>
+            <w:tcW w:type="pct" w:w="1058"/>
             <w:tcMar>
               <w:top w:type="dxa" w:w="50"/>
               <w:left w:type="dxa" w:w="110"/>
@@ -2717,13 +2665,13 @@
                 <w:sz w:val="15"/>
                 <w:szCs w:val="15"/>
               </w:rPr>
-              <w:t xml:space="preserve">7,380,000</w:t>
-            </w:r>
-          </w:p>
-        </w:tc>
-        <w:tc>
-          <w:tcPr>
-            <w:tcW w:type="pct" w:w="856"/>
+              <w:t xml:space="preserve">6,894,000</w:t>
+            </w:r>
+          </w:p>
+        </w:tc>
+        <w:tc>
+          <w:tcPr>
+            <w:tcW w:type="pct" w:w="1009"/>
             <w:tcMar>
               <w:top w:type="dxa" w:w="50"/>
               <w:left w:type="dxa" w:w="110"/>
@@ -2740,52 +2688,6 @@
                 <w:sz w:val="15"/>
                 <w:szCs w:val="15"/>
               </w:rPr>
-              <w:t xml:space="preserve">7,011,000</w:t>
-            </w:r>
-          </w:p>
-        </w:tc>
-        <w:tc>
-          <w:tcPr>
-            <w:tcW w:type="pct" w:w="877"/>
-            <w:tcMar>
-              <w:top w:type="dxa" w:w="50"/>
-              <w:left w:type="dxa" w:w="110"/>
-              <w:bottom w:type="dxa" w:w="50"/>
-              <w:right w:type="dxa" w:w="110"/>
-            </w:tcMar>
-          </w:tcPr>
-          <w:p>
-            <w:pPr>
-              <w:spacing w:before="28" w:after="28"/>
-            </w:pPr>
-            <w:r>
-              <w:rPr>
-                <w:sz w:val="15"/>
-                <w:szCs w:val="15"/>
-              </w:rPr>
-              <w:t xml:space="preserve">6,894,000</w:t>
-            </w:r>
-          </w:p>
-        </w:tc>
-        <w:tc>
-          <w:tcPr>
-            <w:tcW w:type="pct" w:w="836"/>
-            <w:tcMar>
-              <w:top w:type="dxa" w:w="50"/>
-              <w:left w:type="dxa" w:w="110"/>
-              <w:bottom w:type="dxa" w:w="50"/>
-              <w:right w:type="dxa" w:w="110"/>
-            </w:tcMar>
-          </w:tcPr>
-          <w:p>
-            <w:pPr>
-              <w:spacing w:before="28" w:after="28"/>
-            </w:pPr>
-            <w:r>
-              <w:rPr>
-                <w:sz w:val="15"/>
-                <w:szCs w:val="15"/>
-              </w:rPr>
               <w:t xml:space="preserve">6,549,300</w:t>
             </w:r>
           </w:p>
@@ -2794,7 +2696,7 @@
       <w:tr>
         <w:tc>
           <w:tcPr>
-            <w:tcW w:type="pct" w:w="1578"/>
+            <w:tcW w:type="pct" w:w="1904"/>
             <w:shd w:fill="FFFFFF" w:val="clear"/>
             <w:tcMar>
               <w:top w:type="dxa" w:w="50"/>
@@ -2821,7 +2723,7 @@
         </w:tc>
         <w:tc>
           <w:tcPr>
-            <w:tcW w:type="pct" w:w="853"/>
+            <w:tcW w:type="pct" w:w="1029"/>
             <w:shd w:fill="FBFAF6" w:val="clear"/>
             <w:tcMar>
               <w:top w:type="dxa" w:w="50"/>
@@ -2845,7 +2747,7 @@
         </w:tc>
         <w:tc>
           <w:tcPr>
-            <w:tcW w:type="pct" w:w="856"/>
+            <w:tcW w:type="pct" w:w="1058"/>
             <w:shd w:fill="FBFAF6" w:val="clear"/>
             <w:tcMar>
               <w:top w:type="dxa" w:w="50"/>
@@ -2869,7 +2771,7 @@
         </w:tc>
         <w:tc>
           <w:tcPr>
-            <w:tcW w:type="pct" w:w="877"/>
+            <w:tcW w:type="pct" w:w="1009"/>
             <w:shd w:fill="FBFAF6" w:val="clear"/>
             <w:tcMar>
               <w:top w:type="dxa" w:w="50"/>
@@ -2891,10 +2793,11 @@
             </w:r>
           </w:p>
         </w:tc>
-        <w:tc>
-          <w:tcPr>
-            <w:tcW w:type="pct" w:w="836"/>
-            <w:shd w:fill="FBFAF6" w:val="clear"/>
+      </w:tr>
+      <w:tr>
+        <w:tc>
+          <w:tcPr>
+            <w:tcW w:type="pct" w:w="1904"/>
             <w:tcMar>
               <w:top w:type="dxa" w:w="50"/>
               <w:left w:type="dxa" w:w="110"/>
@@ -2911,15 +2814,13 @@
                 <w:sz w:val="15"/>
                 <w:szCs w:val="15"/>
               </w:rPr>
-              <w:t xml:space="preserve">(4,200,000)</w:t>
-            </w:r>
-          </w:p>
-        </w:tc>
-      </w:tr>
-      <w:tr>
-        <w:tc>
-          <w:tcPr>
-            <w:tcW w:type="pct" w:w="1578"/>
+              <w:t xml:space="preserve">= Operating income</w:t>
+            </w:r>
+          </w:p>
+        </w:tc>
+        <w:tc>
+          <w:tcPr>
+            <w:tcW w:type="pct" w:w="1029"/>
             <w:tcMar>
               <w:top w:type="dxa" w:w="50"/>
               <w:left w:type="dxa" w:w="110"/>
@@ -2936,13 +2837,13 @@
                 <w:sz w:val="15"/>
                 <w:szCs w:val="15"/>
               </w:rPr>
-              <w:t xml:space="preserve">= Operating income</w:t>
-            </w:r>
-          </w:p>
-        </w:tc>
-        <w:tc>
-          <w:tcPr>
-            <w:tcW w:type="pct" w:w="853"/>
+              <w:t xml:space="preserve">3,180,000</w:t>
+            </w:r>
+          </w:p>
+        </w:tc>
+        <w:tc>
+          <w:tcPr>
+            <w:tcW w:type="pct" w:w="1058"/>
             <w:tcMar>
               <w:top w:type="dxa" w:w="50"/>
               <w:left w:type="dxa" w:w="110"/>
@@ -2959,59 +2860,13 @@
                 <w:sz w:val="15"/>
                 <w:szCs w:val="15"/>
               </w:rPr>
-              <w:t xml:space="preserve">3,180,000</w:t>
-            </w:r>
-          </w:p>
-        </w:tc>
-        <w:tc>
-          <w:tcPr>
-            <w:tcW w:type="pct" w:w="856"/>
-            <w:tcMar>
-              <w:top w:type="dxa" w:w="50"/>
-              <w:left w:type="dxa" w:w="110"/>
-              <w:bottom w:type="dxa" w:w="50"/>
-              <w:right w:type="dxa" w:w="110"/>
-            </w:tcMar>
-          </w:tcPr>
-          <w:p>
-            <w:pPr>
-              <w:spacing w:before="28" w:after="28"/>
-            </w:pPr>
-            <w:r>
-              <w:rPr>
-                <w:sz w:val="15"/>
-                <w:szCs w:val="15"/>
-              </w:rPr>
-              <w:t xml:space="preserve">2,811,000</w:t>
-            </w:r>
-          </w:p>
-        </w:tc>
-        <w:tc>
-          <w:tcPr>
-            <w:tcW w:type="pct" w:w="877"/>
-            <w:tcMar>
-              <w:top w:type="dxa" w:w="50"/>
-              <w:left w:type="dxa" w:w="110"/>
-              <w:bottom w:type="dxa" w:w="50"/>
-              <w:right w:type="dxa" w:w="110"/>
-            </w:tcMar>
-          </w:tcPr>
-          <w:p>
-            <w:pPr>
-              <w:spacing w:before="28" w:after="28"/>
-            </w:pPr>
-            <w:r>
-              <w:rPr>
-                <w:sz w:val="15"/>
-                <w:szCs w:val="15"/>
-              </w:rPr>
               <w:t xml:space="preserve">2,694,000</w:t>
             </w:r>
           </w:p>
         </w:tc>
         <w:tc>
           <w:tcPr>
-            <w:tcW w:type="pct" w:w="836"/>
+            <w:tcW w:type="pct" w:w="1009"/>
             <w:tcMar>
               <w:top w:type="dxa" w:w="50"/>
               <w:left w:type="dxa" w:w="110"/>
